--- a/Ex2.docx
+++ b/Ex2.docx
@@ -438,9 +438,6 @@
             <m:t>=106.2512, df=1, p&lt;0.0001.</m:t>
           </m:r>
           <m:r>
-            <w:rPr>
-              <w:i/>
-            </w:rPr>
             <w:br/>
           </m:r>
         </m:oMath>
@@ -537,9 +534,6 @@
             <m:t>=0.0024, df=1, p=0.9613.</m:t>
           </m:r>
           <m:r>
-            <w:rPr>
-              <w:i/>
-            </w:rPr>
             <w:br/>
           </m:r>
         </m:oMath>
@@ -640,9 +634,6 @@
             <m:t>p=1.</m:t>
           </m:r>
           <m:r>
-            <w:rPr>
-              <w:i/>
-            </w:rPr>
             <w:br/>
           </m:r>
         </m:oMath>
@@ -699,9 +690,6 @@
             <m:t>p=1.</m:t>
           </m:r>
           <m:r>
-            <w:rPr>
-              <w:i/>
-            </w:rPr>
             <w:br/>
           </m:r>
         </m:oMath>
@@ -2111,9 +2099,6 @@
             <m:t>209,074×0.05=10,453.7</m:t>
           </m:r>
           <m:r>
-            <w:rPr>
-              <w:i/>
-            </w:rPr>
             <w:br/>
           </m:r>
         </m:oMath>
@@ -2271,9 +2256,6 @@
             <m:t>.</m:t>
           </m:r>
           <m:r>
-            <w:rPr>
-              <w:i/>
-            </w:rPr>
             <w:br/>
           </m:r>
         </m:oMath>
@@ -3119,6 +3101,66 @@
       </w:r>
     </w:p>
     <w:p>
+      <w:r>
+        <w:lastRenderedPageBreak/>
+        <w:drawing>
+          <wp:inline distT="0" distB="0" distL="0" distR="0" wp14:anchorId="077E5686" wp14:editId="70FDE924">
+            <wp:extent cx="4252723" cy="3530600"/>
+            <wp:effectExtent l="0" t="0" r="0" b="0"/>
+            <wp:docPr id="137421339" name="Picture 2"/>
+            <wp:cNvGraphicFramePr>
+              <a:graphicFrameLocks xmlns:a="http://schemas.openxmlformats.org/drawingml/2006/main" noChangeAspect="1"/>
+            </wp:cNvGraphicFramePr>
+            <a:graphic xmlns:a="http://schemas.openxmlformats.org/drawingml/2006/main">
+              <a:graphicData uri="http://schemas.openxmlformats.org/drawingml/2006/picture">
+                <pic:pic xmlns:pic="http://schemas.openxmlformats.org/drawingml/2006/picture">
+                  <pic:nvPicPr>
+                    <pic:cNvPr id="0" name="Picture 6"/>
+                    <pic:cNvPicPr>
+                      <a:picLocks noChangeAspect="1" noChangeArrowheads="1"/>
+                    </pic:cNvPicPr>
+                  </pic:nvPicPr>
+                  <pic:blipFill>
+                    <a:blip r:embed="rId4">
+                      <a:extLst>
+                        <a:ext uri="{28A0092B-C50C-407E-A947-70E740481C1C}">
+                          <a14:useLocalDpi xmlns:a14="http://schemas.microsoft.com/office/drawing/2010/main" val="0"/>
+                        </a:ext>
+                      </a:extLst>
+                    </a:blip>
+                    <a:srcRect/>
+                    <a:stretch>
+                      <a:fillRect/>
+                    </a:stretch>
+                  </pic:blipFill>
+                  <pic:spPr bwMode="auto">
+                    <a:xfrm>
+                      <a:off x="0" y="0"/>
+                      <a:ext cx="4255992" cy="3533314"/>
+                    </a:xfrm>
+                    <a:prstGeom prst="rect">
+                      <a:avLst/>
+                    </a:prstGeom>
+                    <a:noFill/>
+                    <a:ln>
+                      <a:noFill/>
+                    </a:ln>
+                  </pic:spPr>
+                </pic:pic>
+              </a:graphicData>
+            </a:graphic>
+          </wp:inline>
+        </w:drawing>
+      </w:r>
+    </w:p>
+    <w:p>
+      <w:pPr>
+        <w:rPr>
+          <w:lang w:val="en-US"/>
+        </w:rPr>
+      </w:pPr>
+    </w:p>
+    <w:p>
       <w:pPr>
         <w:rPr>
           <w:lang w:val="en-US"/>
@@ -3213,6 +3255,65 @@
         </w:rPr>
         <w:t>, so the distribution is expected to be approximately normal around zero under suitable conditions.</w:t>
       </w:r>
+    </w:p>
+    <w:p>
+      <w:r>
+        <w:drawing>
+          <wp:inline distT="0" distB="0" distL="0" distR="0" wp14:anchorId="6809B9B3" wp14:editId="04EFCFCD">
+            <wp:extent cx="3606800" cy="2994357"/>
+            <wp:effectExtent l="0" t="0" r="0" b="0"/>
+            <wp:docPr id="1222412551" name="Picture 4"/>
+            <wp:cNvGraphicFramePr>
+              <a:graphicFrameLocks xmlns:a="http://schemas.openxmlformats.org/drawingml/2006/main" noChangeAspect="1"/>
+            </wp:cNvGraphicFramePr>
+            <a:graphic xmlns:a="http://schemas.openxmlformats.org/drawingml/2006/main">
+              <a:graphicData uri="http://schemas.openxmlformats.org/drawingml/2006/picture">
+                <pic:pic xmlns:pic="http://schemas.openxmlformats.org/drawingml/2006/picture">
+                  <pic:nvPicPr>
+                    <pic:cNvPr id="0" name="Picture 13"/>
+                    <pic:cNvPicPr>
+                      <a:picLocks noChangeAspect="1" noChangeArrowheads="1"/>
+                    </pic:cNvPicPr>
+                  </pic:nvPicPr>
+                  <pic:blipFill>
+                    <a:blip r:embed="rId5">
+                      <a:extLst>
+                        <a:ext uri="{28A0092B-C50C-407E-A947-70E740481C1C}">
+                          <a14:useLocalDpi xmlns:a14="http://schemas.microsoft.com/office/drawing/2010/main" val="0"/>
+                        </a:ext>
+                      </a:extLst>
+                    </a:blip>
+                    <a:srcRect/>
+                    <a:stretch>
+                      <a:fillRect/>
+                    </a:stretch>
+                  </pic:blipFill>
+                  <pic:spPr bwMode="auto">
+                    <a:xfrm>
+                      <a:off x="0" y="0"/>
+                      <a:ext cx="3608231" cy="2995545"/>
+                    </a:xfrm>
+                    <a:prstGeom prst="rect">
+                      <a:avLst/>
+                    </a:prstGeom>
+                    <a:noFill/>
+                    <a:ln>
+                      <a:noFill/>
+                    </a:ln>
+                  </pic:spPr>
+                </pic:pic>
+              </a:graphicData>
+            </a:graphic>
+          </wp:inline>
+        </w:drawing>
+      </w:r>
+    </w:p>
+    <w:p>
+      <w:pPr>
+        <w:rPr>
+          <w:lang w:val="en-US"/>
+        </w:rPr>
+      </w:pPr>
     </w:p>
     <w:p>
       <w:pPr>
